--- a/reports/reference-arial.docx
+++ b/reports/reference-arial.docx
@@ -1120,7 +1120,8 @@
     <w:name w:val="Hyperlink"/>
     <w:basedOn w:val="BodyTextChar"/>
     <w:rPr>
-      <w:color w:val="000000"/>
+      <w:color w:val="0563C1"/>
+      <w:u w:val="single"/>
     </w:rPr>
   </w:style>
   <w:style w:type="paragraph" w:styleId="TOCHeading">

--- a/reports/reference-arial.docx
+++ b/reports/reference-arial.docx
@@ -499,6 +499,9 @@
   </w:docDefaults>
   <w:latentStyles w:defLockedState="0" w:defUIPriority="0" w:defSemiHidden="0" w:defUnhideWhenUsed="0" w:defQFormat="0" w:count="276"/>
   <w:style w:type="paragraph" w:default="1" w:styleId="Normal">
+    <w:pPr>
+      <w:jc w:val="left"/>
+    </w:pPr>
     <w:name w:val="Normal"/>
     <w:qFormat/>
   </w:style>
@@ -508,6 +511,7 @@
     <w:link w:val="BodyTextChar"/>
     <w:qFormat/>
     <w:pPr>
+      <w:jc w:val="left"/>
       <w:spacing w:before="180" w:after="180"/>
     </w:pPr>
   </w:style>
@@ -522,6 +526,7 @@
     <w:basedOn w:val="BodyText"/>
     <w:qFormat/>
     <w:pPr>
+      <w:jc w:val="left"/>
       <w:spacing w:before="36" w:after="36"/>
     </w:pPr>
   </w:style>
@@ -1078,10 +1083,18 @@
     </w:pPr>
   </w:style>
   <w:style w:type="paragraph" w:customStyle="1" w:styleId="ImageCaption">
+    <w:pPr>
+      <w:jc w:val="center"/>
+      <w:spacing w:before="360" w:after="360"/>
+    </w:pPr>
     <w:name w:val="Image Caption"/>
     <w:basedOn w:val="Caption"/>
   </w:style>
   <w:style w:type="paragraph" w:customStyle="1" w:styleId="Figure">
+    <w:pPr>
+      <w:jc w:val="center"/>
+      <w:spacing w:before="360" w:after="360"/>
+    </w:pPr>
     <w:name w:val="Figure"/>
     <w:basedOn w:val="Normal"/>
   </w:style>
@@ -1089,6 +1102,8 @@
     <w:name w:val="Captioned Figure"/>
     <w:basedOn w:val="Figure"/>
     <w:pPr>
+      <w:jc w:val="center"/>
+      <w:spacing w:before="360" w:after="360"/>
       <w:keepNext/>
     </w:pPr>
   </w:style>

--- a/reports/reference-arial.docx
+++ b/reports/reference-arial.docx
@@ -1032,10 +1032,10 @@
     <w:tblPr>
       <w:tblInd w:w="0" w:type="dxa"/>
       <w:tblCellMar>
-        <w:top w:w="0" w:type="dxa"/>
-        <w:left w:w="108" w:type="dxa"/>
-        <w:bottom w:w="0" w:type="dxa"/>
-        <w:right w:w="108" w:type="dxa"/>
+        <w:top w:w="80" w:type="dxa"/>
+        <w:left w:w="130" w:type="dxa"/>
+        <w:bottom w:w="80" w:type="dxa"/>
+        <w:right w:w="130" w:type="dxa"/>
       </w:tblCellMar>
     </w:tblPr>
     <w:tblStylePr w:type="firstRow">
